--- a/JIRA and Conflunence学习笔记.docx
+++ b/JIRA and Conflunence学习笔记.docx
@@ -481,15 +481,182 @@
       </w:r>
     </w:p>
     <w:p>
-      <w:r>
-        <w:t> </w:t>
-      </w:r>
-    </w:p>
-    <w:p/>
+      <w:pPr>
+        <w:rPr>
+          <w:color w:val="FF0000"/>
+        </w:rPr>
+      </w:pPr>
+      <w:r>
+        <w:rPr>
+          <w:rFonts w:hint="eastAsia"/>
+          <w:color w:val="FF0000"/>
+        </w:rPr>
+        <w:t>JIRA</w:t>
+      </w:r>
+      <w:r>
+        <w:rPr>
+          <w:rFonts w:hint="eastAsia"/>
+          <w:color w:val="FF0000"/>
+        </w:rPr>
+        <w:t>已经克隆了票，但是找不知道</w:t>
+      </w:r>
+    </w:p>
+    <w:p>
+      <w:pPr>
+        <w:jc w:val="center"/>
+        <w:rPr>
+          <w:color w:val="FF0000"/>
+        </w:rPr>
+      </w:pPr>
+      <w:r>
+        <w:rPr>
+          <w:noProof/>
+        </w:rPr>
+        <w:drawing>
+          <wp:inline distT="0" distB="0" distL="0" distR="0" wp14:anchorId="569C82C1" wp14:editId="302A1659">
+            <wp:extent cx="3852468" cy="2087998"/>
+            <wp:effectExtent l="0" t="0" r="0" b="7620"/>
+            <wp:docPr id="1688713489" name="Picture 1" descr="A screenshot of a computer&#10;&#10;AI-generated content may be incorrect."/>
+            <wp:cNvGraphicFramePr>
+              <a:graphicFrameLocks xmlns:a="http://schemas.openxmlformats.org/drawingml/2006/main" noChangeAspect="1"/>
+            </wp:cNvGraphicFramePr>
+            <a:graphic xmlns:a="http://schemas.openxmlformats.org/drawingml/2006/main">
+              <a:graphicData uri="http://schemas.openxmlformats.org/drawingml/2006/picture">
+                <pic:pic xmlns:pic="http://schemas.openxmlformats.org/drawingml/2006/picture">
+                  <pic:nvPicPr>
+                    <pic:cNvPr id="1688713489" name="Picture 1" descr="A screenshot of a computer&#10;&#10;AI-generated content may be incorrect."/>
+                    <pic:cNvPicPr/>
+                  </pic:nvPicPr>
+                  <pic:blipFill>
+                    <a:blip r:embed="rId6"/>
+                    <a:stretch>
+                      <a:fillRect/>
+                    </a:stretch>
+                  </pic:blipFill>
+                  <pic:spPr>
+                    <a:xfrm>
+                      <a:off x="0" y="0"/>
+                      <a:ext cx="3855592" cy="2089691"/>
+                    </a:xfrm>
+                    <a:prstGeom prst="rect">
+                      <a:avLst/>
+                    </a:prstGeom>
+                  </pic:spPr>
+                </pic:pic>
+              </a:graphicData>
+            </a:graphic>
+          </wp:inline>
+        </w:drawing>
+      </w:r>
+    </w:p>
+    <w:p>
+      <w:pPr>
+        <w:rPr>
+          <w:rFonts w:hint="eastAsia"/>
+          <w:color w:val="FF0000"/>
+        </w:rPr>
+      </w:pPr>
+    </w:p>
+    <w:p>
+      <w:pPr>
+        <w:rPr>
+          <w:noProof/>
+        </w:rPr>
+      </w:pPr>
+    </w:p>
+    <w:p>
+      <w:r>
+        <w:rPr>
+          <w:noProof/>
+        </w:rPr>
+        <w:drawing>
+          <wp:inline distT="0" distB="0" distL="0" distR="0" wp14:anchorId="32D4774D" wp14:editId="7B590844">
+            <wp:extent cx="5731510" cy="1583055"/>
+            <wp:effectExtent l="0" t="0" r="2540" b="0"/>
+            <wp:docPr id="1458213388" name="Picture 1" descr="A screenshot of a computer&#10;&#10;AI-generated content may be incorrect."/>
+            <wp:cNvGraphicFramePr>
+              <a:graphicFrameLocks xmlns:a="http://schemas.openxmlformats.org/drawingml/2006/main" noChangeAspect="1"/>
+            </wp:cNvGraphicFramePr>
+            <a:graphic xmlns:a="http://schemas.openxmlformats.org/drawingml/2006/main">
+              <a:graphicData uri="http://schemas.openxmlformats.org/drawingml/2006/picture">
+                <pic:pic xmlns:pic="http://schemas.openxmlformats.org/drawingml/2006/picture">
+                  <pic:nvPicPr>
+                    <pic:cNvPr id="1458213388" name="Picture 1" descr="A screenshot of a computer&#10;&#10;AI-generated content may be incorrect."/>
+                    <pic:cNvPicPr/>
+                  </pic:nvPicPr>
+                  <pic:blipFill>
+                    <a:blip r:embed="rId7"/>
+                    <a:stretch>
+                      <a:fillRect/>
+                    </a:stretch>
+                  </pic:blipFill>
+                  <pic:spPr>
+                    <a:xfrm>
+                      <a:off x="0" y="0"/>
+                      <a:ext cx="5731510" cy="1583055"/>
+                    </a:xfrm>
+                    <a:prstGeom prst="rect">
+                      <a:avLst/>
+                    </a:prstGeom>
+                  </pic:spPr>
+                </pic:pic>
+              </a:graphicData>
+            </a:graphic>
+          </wp:inline>
+        </w:drawing>
+      </w:r>
+    </w:p>
+    <w:p>
+      <w:pPr>
+        <w:rPr>
+          <w:rFonts w:hint="eastAsia"/>
+        </w:rPr>
+      </w:pPr>
+      <w:r>
+        <w:rPr>
+          <w:noProof/>
+        </w:rPr>
+        <w:drawing>
+          <wp:inline distT="0" distB="0" distL="0" distR="0" wp14:anchorId="4FC5BA86" wp14:editId="40BA649B">
+            <wp:extent cx="5731510" cy="3443605"/>
+            <wp:effectExtent l="0" t="0" r="2540" b="4445"/>
+            <wp:docPr id="1856319475" name="Picture 1" descr="A screenshot of a computer&#10;&#10;AI-generated content may be incorrect."/>
+            <wp:cNvGraphicFramePr>
+              <a:graphicFrameLocks xmlns:a="http://schemas.openxmlformats.org/drawingml/2006/main" noChangeAspect="1"/>
+            </wp:cNvGraphicFramePr>
+            <a:graphic xmlns:a="http://schemas.openxmlformats.org/drawingml/2006/main">
+              <a:graphicData uri="http://schemas.openxmlformats.org/drawingml/2006/picture">
+                <pic:pic xmlns:pic="http://schemas.openxmlformats.org/drawingml/2006/picture">
+                  <pic:nvPicPr>
+                    <pic:cNvPr id="1856319475" name="Picture 1" descr="A screenshot of a computer&#10;&#10;AI-generated content may be incorrect."/>
+                    <pic:cNvPicPr/>
+                  </pic:nvPicPr>
+                  <pic:blipFill>
+                    <a:blip r:embed="rId8"/>
+                    <a:stretch>
+                      <a:fillRect/>
+                    </a:stretch>
+                  </pic:blipFill>
+                  <pic:spPr>
+                    <a:xfrm>
+                      <a:off x="0" y="0"/>
+                      <a:ext cx="5731510" cy="3443605"/>
+                    </a:xfrm>
+                    <a:prstGeom prst="rect">
+                      <a:avLst/>
+                    </a:prstGeom>
+                  </pic:spPr>
+                </pic:pic>
+              </a:graphicData>
+            </a:graphic>
+          </wp:inline>
+        </w:drawing>
+      </w:r>
+    </w:p>
     <w:sectPr>
-      <w:footerReference w:type="even" r:id="rId6"/>
-      <w:footerReference w:type="default" r:id="rId7"/>
-      <w:footerReference w:type="first" r:id="rId8"/>
+      <w:footerReference w:type="even" r:id="rId9"/>
+      <w:footerReference w:type="default" r:id="rId10"/>
+      <w:footerReference w:type="first" r:id="rId11"/>
       <w:pgSz w:w="11906" w:h="16838"/>
       <w:pgMar w:top="1440" w:right="1440" w:bottom="1440" w:left="1440" w:header="720" w:footer="720" w:gutter="0"/>
       <w:cols w:space="720"/>
@@ -618,7 +785,6 @@
               <v:path gradientshapeok="t" o:connecttype="rect"/>
             </v:shapetype>
             <v:shape id="Text Box 2" o:spid="_x0000_s1026" type="#_x0000_t202" alt="Internal" style="position:absolute;margin-left:0;margin-top:0;width:25.4pt;height:26.3pt;z-index:251659264;visibility:visible;mso-wrap-style:none;mso-wrap-distance-left:0;mso-wrap-distance-top:0;mso-wrap-distance-right:0;mso-wrap-distance-bottom:0;mso-position-horizontal:center;mso-position-horizontal-relative:page;mso-position-vertical:bottom;mso-position-vertical-relative:page;v-text-anchor:bottom" o:gfxdata="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" filled="f" stroked="f">
-              <v:fill o:detectmouseclick="t"/>
               <v:textbox style="mso-fit-shape-to-text:t" inset="0,0,0,15pt">
                 <w:txbxContent>
                   <w:p>
@@ -749,7 +915,6 @@
               <v:path gradientshapeok="t" o:connecttype="rect"/>
             </v:shapetype>
             <v:shape id="Text Box 3" o:spid="_x0000_s1027" type="#_x0000_t202" alt="Internal" style="position:absolute;margin-left:0;margin-top:0;width:25.4pt;height:26.3pt;z-index:251660288;visibility:visible;mso-wrap-style:none;mso-wrap-distance-left:0;mso-wrap-distance-top:0;mso-wrap-distance-right:0;mso-wrap-distance-bottom:0;mso-position-horizontal:center;mso-position-horizontal-relative:page;mso-position-vertical:bottom;mso-position-vertical-relative:page;v-text-anchor:bottom" o:gfxdata="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" filled="f" stroked="f">
-              <v:fill o:detectmouseclick="t"/>
               <v:textbox style="mso-fit-shape-to-text:t" inset="0,0,0,15pt">
                 <w:txbxContent>
                   <w:p>
@@ -880,7 +1045,6 @@
               <v:path gradientshapeok="t" o:connecttype="rect"/>
             </v:shapetype>
             <v:shape id="Text Box 1" o:spid="_x0000_s1028" type="#_x0000_t202" alt="Internal" style="position:absolute;margin-left:0;margin-top:0;width:25.4pt;height:26.3pt;z-index:251658240;visibility:visible;mso-wrap-style:none;mso-wrap-distance-left:0;mso-wrap-distance-top:0;mso-wrap-distance-right:0;mso-wrap-distance-bottom:0;mso-position-horizontal:center;mso-position-horizontal-relative:page;mso-position-vertical:bottom;mso-position-vertical-relative:page;v-text-anchor:bottom" o:gfxdata="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" filled="f" stroked="f">
-              <v:fill o:detectmouseclick="t"/>
               <v:textbox style="mso-fit-shape-to-text:t" inset="0,0,0,15pt">
                 <w:txbxContent>
                   <w:p>
@@ -1549,6 +1713,7 @@
   <w:style w:type="character" w:default="1" w:styleId="DefaultParagraphFont">
     <w:name w:val="Default Paragraph Font"/>
     <w:uiPriority w:val="1"/>
+    <w:semiHidden/>
     <w:unhideWhenUsed/>
   </w:style>
   <w:style w:type="table" w:default="1" w:styleId="TableNormal">
